--- a/Articles/2026-09-28_Set_01/047_What_Is_Gross_Margin_and_Why_It_Matters.docx
+++ b/Articles/2026-09-28_Set_01/047_What_Is_Gross_Margin_and_Why_It_Matters.docx
@@ -149,6 +149,69 @@
     </w:p>
     <w:p>
       <w:pPr>
+        <w:spacing w:after="80" w:before="200"/>
+        <w:jc w:val="center"/>
+      </w:pPr>
+      <w:r>
+        <w:drawing>
+          <wp:inline distT="0" distB="0" distL="0" distR="0">
+            <wp:extent cx="5486400" cy="3429000"/>
+            <wp:effectExtent t="0" r="0" b="0" l="0"/>
+            <wp:docPr id="1" name="" descr="" title=""/>
+            <wp:cNvGraphicFramePr>
+              <a:graphicFrameLocks xmlns:a="http://schemas.openxmlformats.org/drawingml/2006/main" noChangeAspect="1"/>
+            </wp:cNvGraphicFramePr>
+            <a:graphic xmlns:a="http://schemas.openxmlformats.org/drawingml/2006/main">
+              <a:graphicData uri="http://schemas.openxmlformats.org/drawingml/2006/picture">
+                <pic:pic xmlns:pic="http://schemas.openxmlformats.org/drawingml/2006/picture">
+                  <pic:nvPicPr>
+                    <pic:cNvPr id="0" name="" descr=""/>
+                    <pic:cNvPicPr>
+                      <a:picLocks noChangeAspect="1" noChangeArrowheads="1"/>
+                    </pic:cNvPicPr>
+                  </pic:nvPicPr>
+                  <pic:blipFill>
+                    <a:blip r:embed="rId7" cstate="none"/>
+                    <a:srcRect/>
+                    <a:stretch>
+                      <a:fillRect/>
+                    </a:stretch>
+                  </pic:blipFill>
+                  <pic:spPr bwMode="auto">
+                    <a:xfrm>
+                      <a:off x="0" y="0"/>
+                      <a:ext cx="5486400" cy="3429000"/>
+                    </a:xfrm>
+                    <a:prstGeom prst="rect">
+                      <a:avLst/>
+                    </a:prstGeom>
+                  </pic:spPr>
+                </pic:pic>
+              </a:graphicData>
+            </a:graphic>
+          </wp:inline>
+        </w:drawing>
+      </w:r>
+    </w:p>
+    <w:p>
+      <w:pPr>
+        <w:spacing w:after="240"/>
+        <w:jc w:val="center"/>
+      </w:pPr>
+      <w:r>
+        <w:rPr>
+          <w:rFonts w:ascii="Georgia" w:cs="Georgia" w:eastAsia="Georgia" w:hAnsi="Georgia"/>
+          <w:i/>
+          <w:iCs/>
+          <w:color w:val="666666"/>
+          <w:sz w:val="19"/>
+          <w:szCs w:val="19"/>
+        </w:rPr>
+        <w:t xml:space="preserve">Illustrative example: gross margin is measured before operating expenses are subtracted.</w:t>
+      </w:r>
+    </w:p>
+    <w:p>
+      <w:pPr>
         <w:pStyle w:val="Heading2"/>
         <w:spacing w:after="140" w:before="260"/>
       </w:pPr>
@@ -191,7 +254,7 @@
           <w:sz w:val="23"/>
           <w:szCs w:val="23"/>
         </w:rPr>
-        <w:t xml:space="preserve">) stated criteria, but a sustained, wide gross margin is often downstream evidence of the pricing power and industry concentration the fund's process does name explicitly. MPLY's official page describes its full investment approach for readers who want to see how these signals fit together.</w:t>
+        <w:t xml:space="preserve">) stated criteria, but a sustained, wide gross margin is often downstream evidence of the pricing power and industry concentration the fund's process does name explicitly. A company can pass this margin test and still fail MPLY's screen if that margin isn't backed by a durable structural advantage, which is why the fund evaluates the underlying characteristics directly rather than relying on margin alone.</w:t>
       </w:r>
     </w:p>
     <w:p>
@@ -204,9 +267,9 @@
           <w:sz w:val="23"/>
           <w:szCs w:val="23"/>
         </w:rPr>
-        <w:t xml:space="preserve">Its </w:t>
-      </w:r>
-      <w:hyperlink w:history="1" r:id="rIdocjwa6a3l-u8uuuovk0kd">
+        <w:t xml:space="preserve">The fund's </w:t>
+      </w:r>
+      <w:hyperlink w:history="1" r:id="rIdtrrbvap1pedoeck8l1ery">
         <w:r>
           <w:rPr>
             <w:rFonts w:ascii="Georgia" w:cs="Georgia" w:eastAsia="Georgia" w:hAnsi="Georgia"/>
@@ -224,7 +287,7 @@
           <w:sz w:val="23"/>
           <w:szCs w:val="23"/>
         </w:rPr>
-        <w:t xml:space="preserve"> are published there as well.</w:t>
+        <w:t xml:space="preserve"> show how these signals show up in practice.</w:t>
       </w:r>
     </w:p>
     <w:p>
@@ -252,7 +315,7 @@
         </w:numPr>
         <w:spacing w:after="100"/>
       </w:pPr>
-      <w:hyperlink w:history="1" r:id="rIdbfj_ikgli6bt6nnp7donp">
+      <w:hyperlink w:history="1" r:id="rIdvafdq8nbwad3tsu84pqzl">
         <w:r>
           <w:rPr>
             <w:rFonts w:ascii="Georgia" w:cs="Georgia" w:eastAsia="Georgia" w:hAnsi="Georgia"/>
@@ -276,7 +339,7 @@
           <w:sz w:val="22"/>
           <w:szCs w:val="22"/>
         </w:rPr>
-        <w:t xml:space="preserve">#GrossMargin #QualityInvesting #PricingPower #Investing #Fundamentals</w:t>
+        <w:t xml:space="preserve">#GrossMargin #QualityInvesting #PricingPower #MPLY #Investing #Fundamentals</w:t>
       </w:r>
     </w:p>
     <w:sectPr>
